--- a/scripts/productos-digitales/guia-churreria/build/docs/business-plan-modelo-churreria-chocolateria.docx
+++ b/scripts/productos-digitales/guia-churreria/build/docs/business-plan-modelo-churreria-chocolateria.docx
@@ -128,7 +128,7 @@
           <w:b w:val="0"/>
           <w:i w:val="0"/>
         </w:rPr>
-        <w:t>Churrería-Chocolatería El Molinete es una churrería-chocolatería con sala, barra, terraza y despacho a calle, en un local de barrio de una gran ciudad. Abre del desayuno a la merienda y, además, la noche del fin de semana. Vende churros y porras (el churro grueso; en otras zonas se oyen «tejeringo», «calentito» o «jeringo»), chocolate a la taza, cafés y una carta de verano.</w:t>
+        <w:t>Churrería-Chocolatería El Molinete es una churrería-chocolatería con sala, barra, terraza y despacho a calle, en un local de barrio de una ciudad media. Abre del desayuno a la merienda y, además, la noche del fin de semana. Vende churros y porras (el churro grueso; en otras zonas se oyen «tejeringo», «calentito» o «jeringo»), chocolate a la taza, cafés y una carta de verano.</w:t>
       </w:r>
     </w:p>
     <w:p>
@@ -1547,7 +1547,7 @@
                 <w:b w:val="0"/>
                 <w:i w:val="0"/>
               </w:rPr>
-              <w:t>70,0 %</w:t>
+              <w:t>70 %</w:t>
             </w:r>
           </w:p>
         </w:tc>
@@ -1562,7 +1562,7 @@
                 <w:b w:val="0"/>
                 <w:i w:val="0"/>
               </w:rPr>
-              <w:t>68.601,8 %</w:t>
+              <w:t>68.602</w:t>
             </w:r>
           </w:p>
         </w:tc>
@@ -1577,7 +1577,7 @@
                 <w:b w:val="0"/>
                 <w:i w:val="0"/>
               </w:rPr>
-              <w:t>2,1 %</w:t>
+              <w:t>2,15 €</w:t>
             </w:r>
           </w:p>
         </w:tc>
@@ -1592,7 +1592,7 @@
                 <w:b w:val="0"/>
                 <w:i w:val="0"/>
               </w:rPr>
-              <w:t>27,3 %</w:t>
+              <w:t>0,27 €</w:t>
             </w:r>
           </w:p>
         </w:tc>
@@ -1607,7 +1607,7 @@
                 <w:b w:val="0"/>
                 <w:i w:val="0"/>
               </w:rPr>
-              <w:t>1,9 %</w:t>
+              <w:t>1,87 €</w:t>
             </w:r>
           </w:p>
         </w:tc>
@@ -1622,7 +1622,7 @@
                 <w:b w:val="0"/>
                 <w:i w:val="0"/>
               </w:rPr>
-              <w:t>128.621,6 %</w:t>
+              <w:t>128.622 €</w:t>
             </w:r>
           </w:p>
         </w:tc>
@@ -1654,7 +1654,7 @@
                 <w:b w:val="0"/>
                 <w:i w:val="0"/>
               </w:rPr>
-              <w:t>30,0 %</w:t>
+              <w:t>30 %</w:t>
             </w:r>
           </w:p>
         </w:tc>
@@ -1669,7 +1669,7 @@
                 <w:b w:val="0"/>
                 <w:i w:val="0"/>
               </w:rPr>
-              <w:t>29.400,8 %</w:t>
+              <w:t>29.401</w:t>
             </w:r>
           </w:p>
         </w:tc>
@@ -1684,7 +1684,7 @@
                 <w:b w:val="0"/>
                 <w:i w:val="0"/>
               </w:rPr>
-              <w:t>2,2 %</w:t>
+              <w:t>2,19 €</w:t>
             </w:r>
           </w:p>
         </w:tc>
@@ -1699,7 +1699,7 @@
                 <w:b w:val="0"/>
                 <w:i w:val="0"/>
               </w:rPr>
-              <w:t>30,5 %</w:t>
+              <w:t>0,31 €</w:t>
             </w:r>
           </w:p>
         </w:tc>
@@ -1714,7 +1714,7 @@
                 <w:b w:val="0"/>
                 <w:i w:val="0"/>
               </w:rPr>
-              <w:t>1,9 %</w:t>
+              <w:t>1,89 €</w:t>
             </w:r>
           </w:p>
         </w:tc>
@@ -1729,7 +1729,7 @@
                 <w:b w:val="0"/>
                 <w:i w:val="0"/>
               </w:rPr>
-              <w:t>55.478,1 %</w:t>
+              <w:t>55.478 €</w:t>
             </w:r>
           </w:p>
         </w:tc>
@@ -1761,7 +1761,7 @@
                 <w:b w:val="0"/>
                 <w:i w:val="0"/>
               </w:rPr>
-              <w:t>100,0 %</w:t>
+              <w:t>100 %</w:t>
             </w:r>
           </w:p>
         </w:tc>
@@ -1776,7 +1776,7 @@
                 <w:b w:val="0"/>
                 <w:i w:val="0"/>
               </w:rPr>
-              <w:t>98.002,5 %</w:t>
+              <w:t>98.002</w:t>
             </w:r>
           </w:p>
         </w:tc>
@@ -1791,7 +1791,7 @@
                 <w:b w:val="0"/>
                 <w:i w:val="0"/>
               </w:rPr>
-              <w:t>2,2 %</w:t>
+              <w:t>2,16 €</w:t>
             </w:r>
           </w:p>
         </w:tc>
@@ -1806,7 +1806,7 @@
                 <w:b w:val="0"/>
                 <w:i w:val="0"/>
               </w:rPr>
-              <w:t>28,3 %</w:t>
+              <w:t>0,28 €</w:t>
             </w:r>
           </w:p>
         </w:tc>
@@ -1821,7 +1821,7 @@
                 <w:b w:val="0"/>
                 <w:i w:val="0"/>
               </w:rPr>
-              <w:t>1,9 %</w:t>
+              <w:t>1,88 €</w:t>
             </w:r>
           </w:p>
         </w:tc>
@@ -1836,7 +1836,7 @@
                 <w:b w:val="0"/>
                 <w:i w:val="0"/>
               </w:rPr>
-              <w:t>184.099,7 %</w:t>
+              <w:t>184.100 €</w:t>
             </w:r>
           </w:p>
         </w:tc>
